--- a/GrafosV3/Documentos/05-Moises/Iplus/P03_Formulario_Documento_Diseño_Juego_Consensuado.docx
+++ b/GrafosV3/Documentos/05-Moises/Iplus/P03_Formulario_Documento_Diseño_Juego_Consensuado.docx
@@ -2935,6 +2935,111 @@
       </w:r>
     </w:p>
     <w:p>
+      <w:pPr/>
+      <w:r>
+        <w:rPr>
+          <w:rFonts w:ascii="Calibri" w:hAnsi="Calibri"/>
+          <w:b/>
+          <w:sz w:val="24"/>
+        </w:rPr>
+        <w:t>3. La Gran Ciudad (BFS + DFS - Recorridos)</w:t>
+      </w:r>
+    </w:p>
+    <w:p>
+      <w:pPr>
+        <w:pStyle w:val="Prrafodelista"/>
+      </w:pPr>
+      <w:r>
+        <w:rPr>
+          <w:rFonts w:ascii="Calibri" w:hAnsi="Calibri"/>
+          <w:b/>
+        </w:rPr>
+        <w:t>Narrativa: El siguiente encargo lleva a Tocino al corazón de la ciudad. Lo que antes era un pueblo ordenado ahora es una metrópolis caótica: calles sin planificación, avenidas que se cruzan sin sentido y barrios aislados. Es tan grande que es fácil perderse. El transformador principal de la zona norte explotó por sobrecarga y hay que restaurar la red eléctrica antes de que todo colapse.</w:t>
+      </w:r>
+    </w:p>
+    <w:p>
+      <w:pPr>
+        <w:pStyle w:val="Prrafodelista"/>
+      </w:pPr>
+      <w:r>
+        <w:rPr>
+          <w:rFonts w:ascii="Calibri" w:hAnsi="Calibri"/>
+          <w:b/>
+        </w:rPr>
+        <w:t>El Problema: La ciudad es enorme y ramificada. No basta con iluminar todo; hay que decidir CÓMO explorar la red para encontrar fallos y reconectar los sectores dañados. BFS y DFS ofrecen dos estrategias distintas para recorrer una red inmensa.</w:t>
+      </w:r>
+    </w:p>
+    <w:p>
+      <w:pPr>
+        <w:pStyle w:val="Prrafodelista"/>
+      </w:pPr>
+      <w:r>
+        <w:rPr>
+          <w:rFonts w:ascii="Calibri" w:hAnsi="Calibri"/>
+          <w:b/>
+        </w:rPr>
+        <w:t>Misión: Tocino debe restaurar 3 zonas clave: (1) La Ciudad Grande: reconectar el Generador con la Entrada, el Cruce Principal y la Sala de Máquinas antes de que terminen los 60 segundos. (2) El Barrio Oeste: explorar 11 nodos interconectados usando DFS y comparar el recorrido con BFS. (3) La Oficina de Análisis: conectar el Servidor Central y la Antena de Comunicaciones.</w:t>
+      </w:r>
+    </w:p>
+    <w:p>
+      <w:pPr>
+        <w:pStyle w:val="Prrafodelista"/>
+      </w:pPr>
+      <w:r>
+        <w:rPr>
+          <w:rFonts w:ascii="Calibri" w:hAnsi="Calibri"/>
+          <w:b/>
+        </w:rPr>
+        <w:t>Algoritmo (BFS vs DFS): BFS explora nivel por nivel usando una cola FIFO, como una onda de luz que se expande uniforme por la ciudad. DFS usa una pila LIFO, adentrándose calle por calle hasta el fondo antes de retroceder (backtracking).</w:t>
+      </w:r>
+    </w:p>
+    <w:p>
+      <w:pPr>
+        <w:pStyle w:val="Prrafodelista"/>
+      </w:pPr>
+      <w:r>
+        <w:rPr>
+          <w:rFonts w:ascii="Calibri" w:hAnsi="Calibri"/>
+          <w:b/>
+        </w:rPr>
+        <w:t>Visualmente: En BFS se verá cómo la energía ilumina primero todas las avenidas principales, luego las calles secundarias, y así sucesivamente. En DFS se verá un rayo de luz que avanza por una sola avenida hasta un callejón sin salida, retrocede, y prueba otra rama.</w:t>
+      </w:r>
+    </w:p>
+    <w:p>
+      <w:pPr>
+        <w:pStyle w:val="Prrafodelista"/>
+      </w:pPr>
+      <w:r>
+        <w:rPr>
+          <w:rFonts w:ascii="Calibri" w:hAnsi="Calibri"/>
+          <w:b/>
+        </w:rPr>
+        <w:t>Condición de Victoria: Reconectar todas las zonas de la ciudad, entender la diferencia entre BFS y DFS, y responder correctamente las preguntas de análisis.</w:t>
+      </w:r>
+    </w:p>
+    <w:p>
+      <w:pPr>
+        <w:pStyle w:val="Prrafodelista"/>
+      </w:pPr>
+      <w:r>
+        <w:rPr>
+          <w:rFonts w:ascii="Calibri" w:hAnsi="Calibri"/>
+          <w:b/>
+        </w:rPr>
+        <w:t>Condición de Derrota: No reconectar la red en 60 segundos durante la emergencia de la Ciudad Grande, o quedarse sin presupuesto al reparar nodos dañados.</w:t>
+      </w:r>
+    </w:p>
+    <w:p>
+      <w:pPr>
+        <w:pStyle w:val="Prrafodelista"/>
+      </w:pPr>
+    </w:p>
+    <w:p>
+      <w:pPr>
+        <w:pStyle w:val="Prrafodelista"/>
+      </w:pPr>
+    </w:p>
+    <w:p>
       <w:pPr>
         <w:pStyle w:val="Prrafodelista"/>
         <w:numPr>
@@ -2981,6 +3086,274 @@
         </w:rPr>
       </w:pPr>
       <w:r>
+        <w:t>4. El Distrito de Emergencias (La Ruta Rentable)</w:t>
+      </w:r>
+    </w:p>
+    <w:p>
+      <w:pPr>
+        <w:spacing w:before="240" w:beforeAutospacing="off" w:after="240" w:afterAutospacing="off"/>
+      </w:pPr>
+      <w:r>
+        <w:rPr>
+          <w:b w:val="1"/>
+          <w:bCs w:val="1"/>
+          <w:noProof w:val="0"/>
+          <w:lang w:val="es-EC"/>
+        </w:rPr>
+        <w:t>Narrativa Ajustada:</w:t>
+      </w:r>
+      <w:r>
+        <w:rPr>
+          <w:noProof w:val="0"/>
+          <w:lang w:val="es-EC"/>
+        </w:rPr>
+        <w:t xml:space="preserve"> El Hospital Central se ha quedado sin energía tras una tormenta. El Alcalde exige que se reconecte de inmediato, pero hay un problema: </w:t>
+      </w:r>
+      <w:r>
+        <w:rPr>
+          <w:b w:val="1"/>
+          <w:bCs w:val="1"/>
+          <w:noProof w:val="0"/>
+          <w:lang w:val="es-EC"/>
+        </w:rPr>
+        <w:t>se gastó todo el fondo de emergencias en fuegos artificiales.</w:t>
+      </w:r>
+      <w:r>
+        <w:rPr>
+          <w:noProof w:val="0"/>
+          <w:lang w:val="es-EC"/>
+        </w:rPr>
+        <w:t xml:space="preserve"> La caja chica de "Redes y Caminos" está casi vacía.</w:t>
+      </w:r>
+    </w:p>
+    <w:p>
+      <w:pPr>
+        <w:spacing w:before="240" w:beforeAutospacing="off" w:after="240" w:afterAutospacing="off"/>
+      </w:pPr>
+      <w:r>
+        <w:rPr>
+          <w:b w:val="1"/>
+          <w:bCs w:val="1"/>
+          <w:noProof w:val="0"/>
+          <w:lang w:val="es-EC"/>
+        </w:rPr>
+        <w:t>El Problema:</w:t>
+      </w:r>
+      <w:r>
+        <w:rPr>
+          <w:noProof w:val="0"/>
+          <w:lang w:val="es-EC"/>
+        </w:rPr>
+        <w:t xml:space="preserve"> Tocino necesita conectar la Planta Eléctrica con el Hospital.</w:t>
+      </w:r>
+    </w:p>
+    <w:p>
+      <w:pPr>
+        <w:pStyle w:val="Prrafodelista"/>
+        <w:numPr>
+          <w:ilvl w:val="0"/>
+          <w:numId w:val="42"/>
+        </w:numPr>
+        <w:spacing w:before="240" w:beforeAutospacing="off" w:after="240" w:afterAutospacing="off"/>
+        <w:rPr>
+          <w:noProof w:val="0"/>
+          <w:lang w:val="es-EC"/>
+        </w:rPr>
+      </w:pPr>
+      <w:r>
+        <w:rPr>
+          <w:noProof w:val="0"/>
+          <w:lang w:val="es-EC"/>
+        </w:rPr>
+        <w:t xml:space="preserve">Existe una </w:t>
+      </w:r>
+      <w:r>
+        <w:rPr>
+          <w:b w:val="1"/>
+          <w:bCs w:val="1"/>
+          <w:noProof w:val="0"/>
+          <w:lang w:val="es-EC"/>
+        </w:rPr>
+        <w:t>ruta directa</w:t>
+      </w:r>
+      <w:r>
+        <w:rPr>
+          <w:noProof w:val="0"/>
+          <w:lang w:val="es-EC"/>
+        </w:rPr>
+        <w:t xml:space="preserve"> (muy corta visualmente, solo 2 nodos), pero pasa por la "Zona VIP" del pueblo, donde los permisos de excavación y el suelo reforzado cuestan una fortuna (</w:t>
+      </w:r>
+      <w:r>
+        <w:rPr>
+          <w:b w:val="1"/>
+          <w:bCs w:val="1"/>
+          <w:noProof w:val="0"/>
+          <w:lang w:val="es-EC"/>
+        </w:rPr>
+        <w:t>$500/metro</w:t>
+      </w:r>
+      <w:r>
+        <w:rPr>
+          <w:noProof w:val="0"/>
+          <w:lang w:val="es-EC"/>
+        </w:rPr>
+        <w:t>).</w:t>
+      </w:r>
+    </w:p>
+    <w:p>
+      <w:pPr>
+        <w:pStyle w:val="Prrafodelista"/>
+        <w:numPr>
+          <w:ilvl w:val="0"/>
+          <w:numId w:val="42"/>
+        </w:numPr>
+        <w:spacing w:before="240" w:beforeAutospacing="off" w:after="240" w:afterAutospacing="off"/>
+        <w:rPr>
+          <w:noProof w:val="0"/>
+          <w:lang w:val="es-EC"/>
+        </w:rPr>
+      </w:pPr>
+      <w:r>
+        <w:rPr>
+          <w:noProof w:val="0"/>
+          <w:lang w:val="es-EC"/>
+        </w:rPr>
+        <w:t xml:space="preserve">Existe una </w:t>
+      </w:r>
+      <w:r>
+        <w:rPr>
+          <w:b w:val="1"/>
+          <w:bCs w:val="1"/>
+          <w:noProof w:val="0"/>
+          <w:lang w:val="es-EC"/>
+        </w:rPr>
+        <w:t>ruta larga</w:t>
+      </w:r>
+      <w:r>
+        <w:rPr>
+          <w:noProof w:val="0"/>
+          <w:lang w:val="es-EC"/>
+        </w:rPr>
+        <w:t xml:space="preserve"> (da un rodeo por el parque, 5 nodos), donde el suelo es blando y el cableado es estándar (</w:t>
+      </w:r>
+      <w:r>
+        <w:rPr>
+          <w:b w:val="1"/>
+          <w:bCs w:val="1"/>
+          <w:noProof w:val="0"/>
+          <w:lang w:val="es-EC"/>
+        </w:rPr>
+        <w:t>$10/metro</w:t>
+      </w:r>
+      <w:r>
+        <w:rPr>
+          <w:noProof w:val="0"/>
+          <w:lang w:val="es-EC"/>
+        </w:rPr>
+        <w:t>).</w:t>
+      </w:r>
+    </w:p>
+    <w:p>
+      <w:pPr>
+        <w:spacing w:before="240" w:beforeAutospacing="off" w:after="240" w:afterAutospacing="off"/>
+      </w:pPr>
+      <w:r>
+        <w:rPr>
+          <w:b w:val="1"/>
+          <w:bCs w:val="1"/>
+          <w:noProof w:val="0"/>
+          <w:lang w:val="es-EC"/>
+        </w:rPr>
+        <w:t>Misión:</w:t>
+      </w:r>
+      <w:r>
+        <w:rPr>
+          <w:noProof w:val="0"/>
+          <w:lang w:val="es-EC"/>
+        </w:rPr>
+        <w:t xml:space="preserve"> Si Tocino intenta la ruta corta (instinto de novato), se quedará sin dinero a mitad de camino y perderá (Game Over). Carlos le enseña a usar Dijkstra para encontrar la ruta que, aunque use más cable en longitud, tenga el </w:t>
+      </w:r>
+      <w:r>
+        <w:rPr>
+          <w:b w:val="1"/>
+          <w:bCs w:val="1"/>
+          <w:noProof w:val="0"/>
+          <w:lang w:val="es-EC"/>
+        </w:rPr>
+        <w:t>menor costo total</w:t>
+      </w:r>
+      <w:r>
+        <w:rPr>
+          <w:noProof w:val="0"/>
+          <w:lang w:val="es-EC"/>
+        </w:rPr>
+        <w:t>.</w:t>
+      </w:r>
+    </w:p>
+    <w:p>
+      <w:pPr>
+        <w:spacing w:before="240" w:beforeAutospacing="off" w:after="240" w:afterAutospacing="off"/>
+      </w:pPr>
+      <w:r>
+        <w:rPr>
+          <w:b w:val="1"/>
+          <w:bCs w:val="1"/>
+          <w:noProof w:val="0"/>
+          <w:lang w:val="es-EC"/>
+        </w:rPr>
+        <w:t>Algoritmo (Dijkstra):</w:t>
+      </w:r>
+      <w:r>
+        <w:rPr>
+          <w:noProof w:val="0"/>
+          <w:lang w:val="es-EC"/>
+        </w:rPr>
+        <w:t xml:space="preserve"> El Visualizador muestra el precio acumulado sobre cada nodo. El jugador ve cómo la ruta larga suma </w:t>
+      </w:r>
+      <w:r>
+        <w:rPr>
+          <w:rFonts w:ascii="Consolas" w:hAnsi="Consolas" w:eastAsia="Consolas" w:cs="Consolas"/>
+          <w:noProof w:val="0"/>
+          <w:lang w:val="es-EC"/>
+        </w:rPr>
+        <w:t>$200</w:t>
+      </w:r>
+      <w:r>
+        <w:rPr>
+          <w:noProof w:val="0"/>
+          <w:lang w:val="es-EC"/>
+        </w:rPr>
+        <w:t xml:space="preserve"> y la ruta corta suma </w:t>
+      </w:r>
+      <w:r>
+        <w:rPr>
+          <w:rFonts w:ascii="Consolas" w:hAnsi="Consolas" w:eastAsia="Consolas" w:cs="Consolas"/>
+          <w:noProof w:val="0"/>
+          <w:lang w:val="es-EC"/>
+        </w:rPr>
+        <w:t>$1000</w:t>
+      </w:r>
+      <w:r>
+        <w:rPr>
+          <w:noProof w:val="0"/>
+          <w:lang w:val="es-EC"/>
+        </w:rPr>
+        <w:t>. Gana quien conecta el hospital sin quebrar la empresa.</w:t>
+      </w:r>
+    </w:p>
+    <w:p>
+      <w:pPr>
+        <w:pStyle w:val="Normal"/>
+        <w:rPr>
+          <w:noProof w:val="0"/>
+          <w:lang w:val="es-EC"/>
+        </w:rPr>
+      </w:pPr>
+    </w:p>
+    <w:p>
+      <w:pPr>
+        <w:pStyle w:val="Ttulo4"/>
+        <w:spacing w:before="319" w:beforeAutospacing="off" w:after="319" w:afterAutospacing="off"/>
         <w:rPr>
           <w:rFonts w:ascii="Calibri" w:hAnsi="Calibri" w:eastAsia="Calibri" w:cs="Calibri" w:asciiTheme="minorAscii" w:hAnsiTheme="minorAscii" w:eastAsiaTheme="minorAscii" w:cstheme="minorAscii"/>
           <w:b w:val="1"/>
@@ -2991,304 +3364,9 @@
           <w:szCs w:val="24"/>
           <w:lang w:val="es-EC"/>
         </w:rPr>
-        <w:t>3.</w:t>
-      </w:r>
-      <w:r>
-        <w:rPr>
-          <w:noProof w:val="0"/>
-          <w:lang w:val="es-EC"/>
-        </w:rPr>
-        <w:t xml:space="preserve"> El Distrito de Emergencias (La Ruta Rentable)</w:t>
-      </w:r>
-    </w:p>
-    <w:p>
-      <w:pPr>
-        <w:spacing w:before="240" w:beforeAutospacing="off" w:after="240" w:afterAutospacing="off"/>
-      </w:pPr>
-      <w:r>
-        <w:rPr>
-          <w:b w:val="1"/>
-          <w:bCs w:val="1"/>
-          <w:noProof w:val="0"/>
-          <w:lang w:val="es-EC"/>
-        </w:rPr>
-        <w:t>Narrativa Ajustada:</w:t>
-      </w:r>
-      <w:r>
-        <w:rPr>
-          <w:noProof w:val="0"/>
-          <w:lang w:val="es-EC"/>
-        </w:rPr>
-        <w:t xml:space="preserve"> El Hospital Central se ha quedado sin energía tras una tormenta. El Alcalde exige que se reconecte de inmediato, pero hay un problema: </w:t>
-      </w:r>
-      <w:r>
-        <w:rPr>
-          <w:b w:val="1"/>
-          <w:bCs w:val="1"/>
-          <w:noProof w:val="0"/>
-          <w:lang w:val="es-EC"/>
-        </w:rPr>
-        <w:t>se gastó todo el fondo de emergencias en fuegos artificiales.</w:t>
-      </w:r>
-      <w:r>
-        <w:rPr>
-          <w:noProof w:val="0"/>
-          <w:lang w:val="es-EC"/>
-        </w:rPr>
-        <w:t xml:space="preserve"> La caja chica de "Redes y Caminos" está casi vacía.</w:t>
-      </w:r>
-    </w:p>
-    <w:p>
-      <w:pPr>
-        <w:spacing w:before="240" w:beforeAutospacing="off" w:after="240" w:afterAutospacing="off"/>
-      </w:pPr>
-      <w:r>
-        <w:rPr>
-          <w:b w:val="1"/>
-          <w:bCs w:val="1"/>
-          <w:noProof w:val="0"/>
-          <w:lang w:val="es-EC"/>
-        </w:rPr>
-        <w:t>El Problema:</w:t>
-      </w:r>
-      <w:r>
-        <w:rPr>
-          <w:noProof w:val="0"/>
-          <w:lang w:val="es-EC"/>
-        </w:rPr>
-        <w:t xml:space="preserve"> Tocino necesita conectar la Planta Eléctrica con el Hospital.</w:t>
-      </w:r>
-    </w:p>
-    <w:p>
-      <w:pPr>
-        <w:pStyle w:val="Prrafodelista"/>
-        <w:numPr>
-          <w:ilvl w:val="0"/>
-          <w:numId w:val="42"/>
-        </w:numPr>
-        <w:spacing w:before="240" w:beforeAutospacing="off" w:after="240" w:afterAutospacing="off"/>
-        <w:rPr>
-          <w:noProof w:val="0"/>
-          <w:lang w:val="es-EC"/>
-        </w:rPr>
-      </w:pPr>
-      <w:r>
-        <w:rPr>
-          <w:noProof w:val="0"/>
-          <w:lang w:val="es-EC"/>
-        </w:rPr>
-        <w:t xml:space="preserve">Existe una </w:t>
-      </w:r>
-      <w:r>
-        <w:rPr>
-          <w:b w:val="1"/>
-          <w:bCs w:val="1"/>
-          <w:noProof w:val="0"/>
-          <w:lang w:val="es-EC"/>
-        </w:rPr>
-        <w:t>ruta directa</w:t>
-      </w:r>
-      <w:r>
-        <w:rPr>
-          <w:noProof w:val="0"/>
-          <w:lang w:val="es-EC"/>
-        </w:rPr>
-        <w:t xml:space="preserve"> (muy corta visualmente, solo 2 nodos), pero pasa por la "Zona VIP" del pueblo, donde los permisos de excavación y el suelo reforzado cuestan una fortuna (</w:t>
-      </w:r>
-      <w:r>
-        <w:rPr>
-          <w:b w:val="1"/>
-          <w:bCs w:val="1"/>
-          <w:noProof w:val="0"/>
-          <w:lang w:val="es-EC"/>
-        </w:rPr>
-        <w:t>$500/metro</w:t>
-      </w:r>
-      <w:r>
-        <w:rPr>
-          <w:noProof w:val="0"/>
-          <w:lang w:val="es-EC"/>
-        </w:rPr>
-        <w:t>).</w:t>
-      </w:r>
-    </w:p>
-    <w:p>
-      <w:pPr>
-        <w:pStyle w:val="Prrafodelista"/>
-        <w:numPr>
-          <w:ilvl w:val="0"/>
-          <w:numId w:val="42"/>
-        </w:numPr>
-        <w:spacing w:before="240" w:beforeAutospacing="off" w:after="240" w:afterAutospacing="off"/>
-        <w:rPr>
-          <w:noProof w:val="0"/>
-          <w:lang w:val="es-EC"/>
-        </w:rPr>
-      </w:pPr>
-      <w:r>
-        <w:rPr>
-          <w:noProof w:val="0"/>
-          <w:lang w:val="es-EC"/>
-        </w:rPr>
-        <w:t xml:space="preserve">Existe una </w:t>
-      </w:r>
-      <w:r>
-        <w:rPr>
-          <w:b w:val="1"/>
-          <w:bCs w:val="1"/>
-          <w:noProof w:val="0"/>
-          <w:lang w:val="es-EC"/>
-        </w:rPr>
-        <w:t>ruta larga</w:t>
-      </w:r>
-      <w:r>
-        <w:rPr>
-          <w:noProof w:val="0"/>
-          <w:lang w:val="es-EC"/>
-        </w:rPr>
-        <w:t xml:space="preserve"> (da un rodeo por el parque, 5 nodos), donde el suelo es blando y el cableado es estándar (</w:t>
-      </w:r>
-      <w:r>
-        <w:rPr>
-          <w:b w:val="1"/>
-          <w:bCs w:val="1"/>
-          <w:noProof w:val="0"/>
-          <w:lang w:val="es-EC"/>
-        </w:rPr>
-        <w:t>$10/metro</w:t>
-      </w:r>
-      <w:r>
-        <w:rPr>
-          <w:noProof w:val="0"/>
-          <w:lang w:val="es-EC"/>
-        </w:rPr>
-        <w:t>).</w:t>
-      </w:r>
-    </w:p>
-    <w:p>
-      <w:pPr>
-        <w:spacing w:before="240" w:beforeAutospacing="off" w:after="240" w:afterAutospacing="off"/>
-      </w:pPr>
-      <w:r>
-        <w:rPr>
-          <w:b w:val="1"/>
-          <w:bCs w:val="1"/>
-          <w:noProof w:val="0"/>
-          <w:lang w:val="es-EC"/>
-        </w:rPr>
-        <w:t>Misión:</w:t>
-      </w:r>
-      <w:r>
-        <w:rPr>
-          <w:noProof w:val="0"/>
-          <w:lang w:val="es-EC"/>
-        </w:rPr>
-        <w:t xml:space="preserve"> Si Tocino intenta la ruta corta (instinto de novato), se quedará sin dinero a mitad de camino y perderá (Game Over). Carlos le enseña a usar Dijkstra para encontrar la ruta que, aunque use más cable en longitud, tenga el </w:t>
-      </w:r>
-      <w:r>
-        <w:rPr>
-          <w:b w:val="1"/>
-          <w:bCs w:val="1"/>
-          <w:noProof w:val="0"/>
-          <w:lang w:val="es-EC"/>
-        </w:rPr>
-        <w:t>menor costo total</w:t>
-      </w:r>
-      <w:r>
-        <w:rPr>
-          <w:noProof w:val="0"/>
-          <w:lang w:val="es-EC"/>
-        </w:rPr>
-        <w:t>.</w:t>
-      </w:r>
-    </w:p>
-    <w:p>
-      <w:pPr>
-        <w:spacing w:before="240" w:beforeAutospacing="off" w:after="240" w:afterAutospacing="off"/>
-      </w:pPr>
-      <w:r>
-        <w:rPr>
-          <w:b w:val="1"/>
-          <w:bCs w:val="1"/>
-          <w:noProof w:val="0"/>
-          <w:lang w:val="es-EC"/>
-        </w:rPr>
-        <w:t>Algoritmo (Dijkstra):</w:t>
-      </w:r>
-      <w:r>
-        <w:rPr>
-          <w:noProof w:val="0"/>
-          <w:lang w:val="es-EC"/>
-        </w:rPr>
-        <w:t xml:space="preserve"> El Visualizador muestra el precio acumulado sobre cada nodo. El jugador ve cómo la ruta larga suma </w:t>
-      </w:r>
-      <w:r>
-        <w:rPr>
-          <w:rFonts w:ascii="Consolas" w:hAnsi="Consolas" w:eastAsia="Consolas" w:cs="Consolas"/>
-          <w:noProof w:val="0"/>
-          <w:lang w:val="es-EC"/>
-        </w:rPr>
-        <w:t>$200</w:t>
-      </w:r>
-      <w:r>
-        <w:rPr>
-          <w:noProof w:val="0"/>
-          <w:lang w:val="es-EC"/>
-        </w:rPr>
-        <w:t xml:space="preserve"> y la ruta corta suma </w:t>
-      </w:r>
-      <w:r>
-        <w:rPr>
-          <w:rFonts w:ascii="Consolas" w:hAnsi="Consolas" w:eastAsia="Consolas" w:cs="Consolas"/>
-          <w:noProof w:val="0"/>
-          <w:lang w:val="es-EC"/>
-        </w:rPr>
-        <w:t>$1000</w:t>
-      </w:r>
-      <w:r>
-        <w:rPr>
-          <w:noProof w:val="0"/>
-          <w:lang w:val="es-EC"/>
-        </w:rPr>
-        <w:t>. Gana quien conecta el hospital sin quebrar la empresa.</w:t>
-      </w:r>
-    </w:p>
-    <w:p>
-      <w:pPr>
-        <w:pStyle w:val="Normal"/>
-        <w:rPr>
-          <w:noProof w:val="0"/>
-          <w:lang w:val="es-EC"/>
-        </w:rPr>
-      </w:pPr>
-    </w:p>
-    <w:p>
-      <w:pPr>
-        <w:pStyle w:val="Ttulo4"/>
-        <w:spacing w:before="319" w:beforeAutospacing="off" w:after="319" w:afterAutospacing="off"/>
-        <w:rPr>
-          <w:rFonts w:ascii="Calibri" w:hAnsi="Calibri" w:eastAsia="Calibri" w:cs="Calibri" w:asciiTheme="minorAscii" w:hAnsiTheme="minorAscii" w:eastAsiaTheme="minorAscii" w:cstheme="minorAscii"/>
-          <w:b w:val="1"/>
-          <w:bCs w:val="1"/>
-          <w:noProof w:val="0"/>
-          <w:color w:val="auto"/>
-          <w:sz w:val="24"/>
-          <w:szCs w:val="24"/>
-          <w:lang w:val="es-EC"/>
-        </w:rPr>
-      </w:pPr>
-      <w:r>
-        <w:rPr>
-          <w:rFonts w:ascii="Calibri" w:hAnsi="Calibri" w:eastAsia="Calibri" w:cs="Calibri" w:asciiTheme="minorAscii" w:hAnsiTheme="minorAscii" w:eastAsiaTheme="minorAscii" w:cstheme="minorAscii"/>
-          <w:b w:val="1"/>
-          <w:bCs w:val="1"/>
-          <w:noProof w:val="0"/>
-          <w:color w:val="auto"/>
-          <w:sz w:val="24"/>
-          <w:szCs w:val="24"/>
-          <w:lang w:val="es-EC"/>
-        </w:rPr>
-        <w:t>4. La Auditoría de los Contratos (Algoritmo Prim)</w:t>
+      </w:pPr>
+      <w:r>
+        <w:t>5. La Auditoría de los Contratos (Algoritmo Prim)</w:t>
       </w:r>
     </w:p>
     <w:p>
